--- a/sablony/kratky_sk.docx
+++ b/sablony/kratky_sk.docx
@@ -13,7 +13,21 @@
           <w:rtl w:val="0"/>
           <w:lang w:val="en-US"/>
         </w:rPr>
-        <w:t>&lt;!-- ===================== CSS SHORT DESCRIPTION - SK ===================== --&gt;</w:t>
+        <w:t>&lt;!-- ===================== CSS KR</w:t>
+      </w:r>
+      <w:r>
+        <w:rPr>
+          <w:rtl w:val="0"/>
+          <w:lang w:val="en-US"/>
+        </w:rPr>
+        <w:t>Á</w:t>
+      </w:r>
+      <w:r>
+        <w:rPr>
+          <w:rtl w:val="0"/>
+          <w:lang w:val="en-US"/>
+        </w:rPr>
+        <w:t>TKY POPIS ===================== --&gt;</w:t>
       </w:r>
     </w:p>
     <w:p>
@@ -190,6 +204,13 @@
         <w:suppressAutoHyphens w:val="1"/>
         <w:spacing w:before="0" w:line="240" w:lineRule="auto"/>
       </w:pPr>
+    </w:p>
+    <w:p>
+      <w:pPr>
+        <w:pStyle w:val="Výchozí"/>
+        <w:suppressAutoHyphens w:val="1"/>
+        <w:spacing w:before="0" w:line="240" w:lineRule="auto"/>
+      </w:pPr>
       <w:r>
         <w:rPr>
           <w:rtl w:val="0"/>
@@ -204,6 +225,13 @@
         <w:suppressAutoHyphens w:val="1"/>
         <w:spacing w:before="0" w:line="240" w:lineRule="auto"/>
       </w:pPr>
+    </w:p>
+    <w:p>
+      <w:pPr>
+        <w:pStyle w:val="Výchozí"/>
+        <w:suppressAutoHyphens w:val="1"/>
+        <w:spacing w:before="0" w:line="240" w:lineRule="auto"/>
+      </w:pPr>
       <w:r>
         <w:rPr>
           <w:rtl w:val="0"/>
@@ -218,6 +246,13 @@
         <w:suppressAutoHyphens w:val="1"/>
         <w:spacing w:before="0" w:line="240" w:lineRule="auto"/>
       </w:pPr>
+    </w:p>
+    <w:p>
+      <w:pPr>
+        <w:pStyle w:val="Výchozí"/>
+        <w:suppressAutoHyphens w:val="1"/>
+        <w:spacing w:before="0" w:line="240" w:lineRule="auto"/>
+      </w:pPr>
       <w:r>
         <w:rPr>
           <w:rtl w:val="0"/>
@@ -253,40 +288,33 @@
         <w:suppressAutoHyphens w:val="1"/>
         <w:spacing w:before="0" w:line="240" w:lineRule="auto"/>
       </w:pPr>
-      <w:r>
-        <w:rPr>
-          <w:rtl w:val="0"/>
-          <w:lang w:val="en-US"/>
-        </w:rPr>
-        <w:t>&lt;!-- ===================== SHORT DESCRIPTION (KOMPAKTN</w:t>
-      </w:r>
-      <w:r>
-        <w:rPr>
-          <w:rtl w:val="0"/>
-          <w:lang w:val="en-US"/>
-        </w:rPr>
-        <w:t xml:space="preserve">Ý </w:t>
-      </w:r>
-      <w:r>
-        <w:rPr>
-          <w:rtl w:val="0"/>
-          <w:lang w:val="en-US"/>
-        </w:rPr>
-        <w:t>/ PREDAJN</w:t>
-      </w:r>
-      <w:r>
-        <w:rPr>
-          <w:rtl w:val="0"/>
-          <w:lang w:val="en-US"/>
-        </w:rPr>
-        <w:t>Ý</w:t>
-      </w:r>
-      <w:r>
-        <w:rPr>
-          <w:rtl w:val="0"/>
-          <w:lang w:val="en-US"/>
-        </w:rPr>
-        <w:t>) ===================== --&gt;</w:t>
+    </w:p>
+    <w:p>
+      <w:pPr>
+        <w:pStyle w:val="Výchozí"/>
+        <w:suppressAutoHyphens w:val="1"/>
+        <w:spacing w:before="0" w:line="240" w:lineRule="auto"/>
+      </w:pPr>
+      <w:r>
+        <w:rPr>
+          <w:rtl w:val="0"/>
+          <w:lang w:val="en-US"/>
+        </w:rPr>
+        <w:t>&lt;!-- ===================== KR</w:t>
+      </w:r>
+      <w:r>
+        <w:rPr>
+          <w:rtl w:val="0"/>
+          <w:lang w:val="en-US"/>
+        </w:rPr>
+        <w:t>Á</w:t>
+      </w:r>
+      <w:r>
+        <w:rPr>
+          <w:rtl w:val="0"/>
+          <w:lang w:val="en-US"/>
+        </w:rPr>
+        <w:t>TKY POPIS ===================== --&gt;</w:t>
       </w:r>
     </w:p>
     <w:p>
@@ -316,6 +344,13 @@
         <w:suppressAutoHyphens w:val="1"/>
         <w:spacing w:before="0" w:line="240" w:lineRule="auto"/>
       </w:pPr>
+    </w:p>
+    <w:p>
+      <w:pPr>
+        <w:pStyle w:val="Výchozí"/>
+        <w:suppressAutoHyphens w:val="1"/>
+        <w:spacing w:before="0" w:line="240" w:lineRule="auto"/>
+      </w:pPr>
       <w:r>
         <w:rPr>
           <w:rtl w:val="0"/>
@@ -335,21 +370,63 @@
           <w:rtl w:val="0"/>
           <w:lang w:val="en-US"/>
         </w:rPr>
-        <w:t xml:space="preserve">    &lt;strong&gt;{nazev_sady}&lt;/strong&gt; je ob</w:t>
-      </w:r>
-      <w:r>
-        <w:rPr>
-          <w:rtl w:val="0"/>
-          <w:lang w:val="en-US"/>
-        </w:rPr>
-        <w:t>ľú</w:t>
-      </w:r>
-      <w:r>
-        <w:rPr>
-          <w:rtl w:val="0"/>
-          <w:lang w:val="en-US"/>
-        </w:rPr>
-        <w:t>ben</w:t>
+        <w:t xml:space="preserve">    &lt;strong&gt;{n</w:t>
+      </w:r>
+      <w:r>
+        <w:rPr>
+          <w:rtl w:val="0"/>
+          <w:lang w:val="en-US"/>
+        </w:rPr>
+        <w:t>á</w:t>
+      </w:r>
+      <w:r>
+        <w:rPr>
+          <w:rtl w:val="0"/>
+          <w:lang w:val="en-US"/>
+        </w:rPr>
+        <w:t>zev_sady}&lt;/strong&gt; roz</w:t>
+      </w:r>
+      <w:r>
+        <w:rPr>
+          <w:rtl w:val="0"/>
+          <w:lang w:val="en-US"/>
+        </w:rPr>
+        <w:t>š</w:t>
+      </w:r>
+      <w:r>
+        <w:rPr>
+          <w:rtl w:val="0"/>
+          <w:lang w:val="en-US"/>
+        </w:rPr>
+        <w:t>iruje arm</w:t>
+      </w:r>
+      <w:r>
+        <w:rPr>
+          <w:rtl w:val="0"/>
+          <w:lang w:val="en-US"/>
+        </w:rPr>
+        <w:t>á</w:t>
+      </w:r>
+      <w:r>
+        <w:rPr>
+          <w:rtl w:val="0"/>
+          <w:lang w:val="en-US"/>
+        </w:rPr>
+        <w:t>du &lt;strong&gt;{frakce}&lt;/strong&gt; o model alebo jednotku,</w:t>
+      </w:r>
+    </w:p>
+    <w:p>
+      <w:pPr>
+        <w:pStyle w:val="Výchozí"/>
+        <w:suppressAutoHyphens w:val="1"/>
+        <w:spacing w:before="0" w:line="240" w:lineRule="auto"/>
+      </w:pPr>
+      <w:r>
+        <w:rPr>
+          <w:rtl w:val="0"/>
+          <w:lang w:val="en-US"/>
+        </w:rPr>
+        <w:t xml:space="preserve">    ktor</w:t>
       </w:r>
       <w:r>
         <w:rPr>
@@ -363,49 +440,413 @@
           <w:rtl w:val="0"/>
           <w:lang w:val="en-US"/>
         </w:rPr>
-        <w:t>vo</w:t>
-      </w:r>
-      <w:r>
-        <w:rPr>
-          <w:rtl w:val="0"/>
-          <w:lang w:val="en-US"/>
-        </w:rPr>
-        <w:t>ľ</w:t>
-      </w:r>
-      <w:r>
-        <w:rPr>
-          <w:rtl w:val="0"/>
-          <w:lang w:val="en-US"/>
-        </w:rPr>
-        <w:t>ba medzi hr</w:t>
-      </w:r>
-      <w:r>
-        <w:rPr>
-          <w:rtl w:val="0"/>
-          <w:lang w:val="en-US"/>
-        </w:rPr>
-        <w:t>áč</w:t>
-      </w:r>
-      <w:r>
-        <w:rPr>
-          <w:rtl w:val="0"/>
-          <w:lang w:val="en-US"/>
-        </w:rPr>
-        <w:t>mi frakcie &lt;strong&gt;{frakce}&lt;/strong&gt;.</w:t>
-      </w:r>
-    </w:p>
-    <w:p>
-      <w:pPr>
-        <w:pStyle w:val="Výchozí"/>
-        <w:suppressAutoHyphens w:val="1"/>
-        <w:spacing w:before="0" w:line="240" w:lineRule="auto"/>
-      </w:pPr>
-      <w:r>
-        <w:rPr>
-          <w:rtl w:val="0"/>
-          <w:lang w:val="en-US"/>
-        </w:rPr>
-        <w:t xml:space="preserve">    Na hranie sta</w:t>
+        <w:t>m</w:t>
+      </w:r>
+      <w:r>
+        <w:rPr>
+          <w:rtl w:val="0"/>
+          <w:lang w:val="en-US"/>
+        </w:rPr>
+        <w:t xml:space="preserve">á </w:t>
+      </w:r>
+      <w:r>
+        <w:rPr>
+          <w:rtl w:val="0"/>
+          <w:lang w:val="en-US"/>
+        </w:rPr>
+        <w:t>na bojisku jasn</w:t>
+      </w:r>
+      <w:r>
+        <w:rPr>
+          <w:rtl w:val="0"/>
+          <w:lang w:val="en-US"/>
+        </w:rPr>
+        <w:t xml:space="preserve">ú </w:t>
+      </w:r>
+      <w:r>
+        <w:rPr>
+          <w:rtl w:val="0"/>
+          <w:lang w:val="en-US"/>
+        </w:rPr>
+        <w:t>rolu a z</w:t>
+      </w:r>
+      <w:r>
+        <w:rPr>
+          <w:rtl w:val="0"/>
+          <w:lang w:val="en-US"/>
+        </w:rPr>
+        <w:t>á</w:t>
+      </w:r>
+      <w:r>
+        <w:rPr>
+          <w:rtl w:val="0"/>
+          <w:lang w:val="en-US"/>
+        </w:rPr>
+        <w:t>rove</w:t>
+      </w:r>
+      <w:r>
+        <w:rPr>
+          <w:rtl w:val="0"/>
+          <w:lang w:val="en-US"/>
+        </w:rPr>
+        <w:t xml:space="preserve">ň </w:t>
+      </w:r>
+      <w:r>
+        <w:rPr>
+          <w:rtl w:val="0"/>
+          <w:lang w:val="en-US"/>
+        </w:rPr>
+        <w:t>v</w:t>
+      </w:r>
+      <w:r>
+        <w:rPr>
+          <w:rtl w:val="0"/>
+          <w:lang w:val="en-US"/>
+        </w:rPr>
+        <w:t>ý</w:t>
+      </w:r>
+      <w:r>
+        <w:rPr>
+          <w:rtl w:val="0"/>
+          <w:lang w:val="en-US"/>
+        </w:rPr>
+        <w:t>razn</w:t>
+      </w:r>
+      <w:r>
+        <w:rPr>
+          <w:rtl w:val="0"/>
+          <w:lang w:val="en-US"/>
+        </w:rPr>
+        <w:t xml:space="preserve">ú </w:t>
+      </w:r>
+      <w:r>
+        <w:rPr>
+          <w:rtl w:val="0"/>
+          <w:lang w:val="en-US"/>
+        </w:rPr>
+        <w:t>vizu</w:t>
+      </w:r>
+      <w:r>
+        <w:rPr>
+          <w:rtl w:val="0"/>
+          <w:lang w:val="en-US"/>
+        </w:rPr>
+        <w:t>á</w:t>
+      </w:r>
+      <w:r>
+        <w:rPr>
+          <w:rtl w:val="0"/>
+          <w:lang w:val="en-US"/>
+        </w:rPr>
+        <w:t>lnu identitu v zbierke.</w:t>
+      </w:r>
+    </w:p>
+    <w:p>
+      <w:pPr>
+        <w:pStyle w:val="Výchozí"/>
+        <w:suppressAutoHyphens w:val="1"/>
+        <w:spacing w:before="0" w:line="240" w:lineRule="auto"/>
+      </w:pPr>
+      <w:r>
+        <w:rPr>
+          <w:rtl w:val="0"/>
+          <w:lang w:val="en-US"/>
+        </w:rPr>
+        <w:t xml:space="preserve">    Nep</w:t>
+      </w:r>
+      <w:r>
+        <w:rPr>
+          <w:rtl w:val="0"/>
+          <w:lang w:val="en-US"/>
+        </w:rPr>
+        <w:t>ô</w:t>
+      </w:r>
+      <w:r>
+        <w:rPr>
+          <w:rtl w:val="0"/>
+          <w:lang w:val="en-US"/>
+        </w:rPr>
+        <w:t>sob</w:t>
+      </w:r>
+      <w:r>
+        <w:rPr>
+          <w:rtl w:val="0"/>
+          <w:lang w:val="en-US"/>
+        </w:rPr>
+        <w:t xml:space="preserve">í </w:t>
+      </w:r>
+      <w:r>
+        <w:rPr>
+          <w:rtl w:val="0"/>
+          <w:lang w:val="en-US"/>
+        </w:rPr>
+        <w:t xml:space="preserve">len ako </w:t>
+      </w:r>
+      <w:r>
+        <w:rPr>
+          <w:rtl w:val="0"/>
+          <w:lang w:val="en-US"/>
+        </w:rPr>
+        <w:t>ď</w:t>
+      </w:r>
+      <w:r>
+        <w:rPr>
+          <w:rtl w:val="0"/>
+          <w:lang w:val="en-US"/>
+        </w:rPr>
+        <w:t>al</w:t>
+      </w:r>
+      <w:r>
+        <w:rPr>
+          <w:rtl w:val="0"/>
+          <w:lang w:val="en-US"/>
+        </w:rPr>
+        <w:t xml:space="preserve">ší </w:t>
+      </w:r>
+      <w:r>
+        <w:rPr>
+          <w:rtl w:val="0"/>
+          <w:lang w:val="en-US"/>
+        </w:rPr>
+        <w:t>kus do arm</w:t>
+      </w:r>
+      <w:r>
+        <w:rPr>
+          <w:rtl w:val="0"/>
+          <w:lang w:val="en-US"/>
+        </w:rPr>
+        <w:t>á</w:t>
+      </w:r>
+      <w:r>
+        <w:rPr>
+          <w:rtl w:val="0"/>
+          <w:lang w:val="en-US"/>
+        </w:rPr>
+        <w:t>dy, ale ako prvok, ktor</w:t>
+      </w:r>
+      <w:r>
+        <w:rPr>
+          <w:rtl w:val="0"/>
+          <w:lang w:val="en-US"/>
+        </w:rPr>
+        <w:t xml:space="preserve">ý </w:t>
+      </w:r>
+      <w:r>
+        <w:rPr>
+          <w:rtl w:val="0"/>
+          <w:lang w:val="en-US"/>
+        </w:rPr>
+        <w:t>ju skuto</w:t>
+      </w:r>
+      <w:r>
+        <w:rPr>
+          <w:rtl w:val="0"/>
+          <w:lang w:val="en-US"/>
+        </w:rPr>
+        <w:t>č</w:t>
+      </w:r>
+      <w:r>
+        <w:rPr>
+          <w:rtl w:val="0"/>
+          <w:lang w:val="en-US"/>
+        </w:rPr>
+        <w:t>ne dop</w:t>
+      </w:r>
+      <w:r>
+        <w:rPr>
+          <w:rtl w:val="0"/>
+          <w:lang w:val="en-US"/>
+        </w:rPr>
+        <w:t>ĺň</w:t>
+      </w:r>
+      <w:r>
+        <w:rPr>
+          <w:rtl w:val="0"/>
+          <w:lang w:val="en-US"/>
+        </w:rPr>
+        <w:t>a.</w:t>
+      </w:r>
+    </w:p>
+    <w:p>
+      <w:pPr>
+        <w:pStyle w:val="Výchozí"/>
+        <w:suppressAutoHyphens w:val="1"/>
+        <w:spacing w:before="0" w:line="240" w:lineRule="auto"/>
+      </w:pPr>
+      <w:r>
+        <w:rPr>
+          <w:rtl w:val="0"/>
+          <w:lang w:val="en-US"/>
+        </w:rPr>
+        <w:t xml:space="preserve">  &lt;/p&gt;</w:t>
+      </w:r>
+    </w:p>
+    <w:p>
+      <w:pPr>
+        <w:pStyle w:val="Výchozí"/>
+        <w:suppressAutoHyphens w:val="1"/>
+        <w:spacing w:before="0" w:line="240" w:lineRule="auto"/>
+      </w:pPr>
+    </w:p>
+    <w:p>
+      <w:pPr>
+        <w:pStyle w:val="Výchozí"/>
+        <w:suppressAutoHyphens w:val="1"/>
+        <w:spacing w:before="0" w:line="240" w:lineRule="auto"/>
+      </w:pPr>
+      <w:r>
+        <w:rPr>
+          <w:rtl w:val="0"/>
+          <w:lang w:val="en-US"/>
+        </w:rPr>
+        <w:t xml:space="preserve">  &lt;p&gt;</w:t>
+      </w:r>
+    </w:p>
+    <w:p>
+      <w:pPr>
+        <w:pStyle w:val="Výchozí"/>
+        <w:suppressAutoHyphens w:val="1"/>
+        <w:spacing w:before="0" w:line="240" w:lineRule="auto"/>
+      </w:pPr>
+      <w:r>
+        <w:rPr>
+          <w:rtl w:val="0"/>
+          <w:lang w:val="en-US"/>
+        </w:rPr>
+        <w:t xml:space="preserve">    &lt;strong&gt;Pre</w:t>
+      </w:r>
+      <w:r>
+        <w:rPr>
+          <w:rtl w:val="0"/>
+          <w:lang w:val="en-US"/>
+        </w:rPr>
+        <w:t>č</w:t>
+      </w:r>
+      <w:r>
+        <w:rPr>
+          <w:rtl w:val="0"/>
+          <w:lang w:val="en-US"/>
+        </w:rPr>
+        <w:t>o m</w:t>
+      </w:r>
+      <w:r>
+        <w:rPr>
+          <w:rtl w:val="0"/>
+          <w:lang w:val="en-US"/>
+        </w:rPr>
+        <w:t xml:space="preserve">á </w:t>
+      </w:r>
+      <w:r>
+        <w:rPr>
+          <w:rtl w:val="0"/>
+          <w:lang w:val="en-US"/>
+        </w:rPr>
+        <w:t>zmysel ma</w:t>
+      </w:r>
+      <w:r>
+        <w:rPr>
+          <w:rtl w:val="0"/>
+          <w:lang w:val="en-US"/>
+        </w:rPr>
+        <w:t xml:space="preserve">ť </w:t>
+      </w:r>
+      <w:r>
+        <w:rPr>
+          <w:rtl w:val="0"/>
+          <w:lang w:val="en-US"/>
+        </w:rPr>
+        <w:t>tento set vo svojej zbierke?&lt;/strong&gt;&lt;br&gt;</w:t>
+      </w:r>
+    </w:p>
+    <w:p>
+      <w:pPr>
+        <w:pStyle w:val="Výchozí"/>
+        <w:suppressAutoHyphens w:val="1"/>
+        <w:spacing w:before="0" w:line="240" w:lineRule="auto"/>
+      </w:pPr>
+      <w:r>
+        <w:rPr>
+          <w:rtl w:val="0"/>
+          <w:lang w:val="en-US"/>
+        </w:rPr>
+        <w:t xml:space="preserve">    {hlavni_prodejni_point_1}.&lt;br&gt;</w:t>
+      </w:r>
+    </w:p>
+    <w:p>
+      <w:pPr>
+        <w:pStyle w:val="Výchozí"/>
+        <w:suppressAutoHyphens w:val="1"/>
+        <w:spacing w:before="0" w:line="240" w:lineRule="auto"/>
+      </w:pPr>
+      <w:r>
+        <w:rPr>
+          <w:rtl w:val="0"/>
+          <w:lang w:val="en-US"/>
+        </w:rPr>
+        <w:t xml:space="preserve">    {hlavni_prodejni_point_2}.&lt;br&gt;</w:t>
+      </w:r>
+    </w:p>
+    <w:p>
+      <w:pPr>
+        <w:pStyle w:val="Výchozí"/>
+        <w:suppressAutoHyphens w:val="1"/>
+        <w:spacing w:before="0" w:line="240" w:lineRule="auto"/>
+      </w:pPr>
+      <w:r>
+        <w:rPr>
+          <w:rtl w:val="0"/>
+          <w:lang w:val="en-US"/>
+        </w:rPr>
+        <w:t xml:space="preserve">    {hlavni_prodejni_point_3}.</w:t>
+      </w:r>
+    </w:p>
+    <w:p>
+      <w:pPr>
+        <w:pStyle w:val="Výchozí"/>
+        <w:suppressAutoHyphens w:val="1"/>
+        <w:spacing w:before="0" w:line="240" w:lineRule="auto"/>
+      </w:pPr>
+      <w:r>
+        <w:rPr>
+          <w:rtl w:val="0"/>
+          <w:lang w:val="en-US"/>
+        </w:rPr>
+        <w:t xml:space="preserve">  &lt;/p&gt;</w:t>
+      </w:r>
+    </w:p>
+    <w:p>
+      <w:pPr>
+        <w:pStyle w:val="Výchozí"/>
+        <w:suppressAutoHyphens w:val="1"/>
+        <w:spacing w:before="0" w:line="240" w:lineRule="auto"/>
+      </w:pPr>
+    </w:p>
+    <w:p>
+      <w:pPr>
+        <w:pStyle w:val="Výchozí"/>
+        <w:suppressAutoHyphens w:val="1"/>
+        <w:spacing w:before="0" w:line="240" w:lineRule="auto"/>
+      </w:pPr>
+      <w:r>
+        <w:rPr>
+          <w:rtl w:val="0"/>
+          <w:lang w:val="en-US"/>
+        </w:rPr>
+        <w:t xml:space="preserve">  &lt;p&gt;</w:t>
+      </w:r>
+    </w:p>
+    <w:p>
+      <w:pPr>
+        <w:pStyle w:val="Výchozí"/>
+        <w:suppressAutoHyphens w:val="1"/>
+        <w:spacing w:before="0" w:line="240" w:lineRule="auto"/>
+      </w:pPr>
+      <w:r>
+        <w:rPr>
+          <w:rtl w:val="0"/>
+          <w:lang w:val="en-US"/>
+        </w:rPr>
+        <w:t xml:space="preserve">    Na nasadenie do hry ti sta</w:t>
       </w:r>
       <w:r>
         <w:rPr>
@@ -419,7 +860,189 @@
           <w:rtl w:val="0"/>
           <w:lang w:val="en-US"/>
         </w:rPr>
-        <w:t>iba &lt;strong&gt;{potrebne_vybaveni}&lt;/strong&gt;.</w:t>
+        <w:t>&lt;strong&gt;{pot</w:t>
+      </w:r>
+      <w:r>
+        <w:rPr>
+          <w:rtl w:val="0"/>
+          <w:lang w:val="en-US"/>
+        </w:rPr>
+        <w:t>ř</w:t>
+      </w:r>
+      <w:r>
+        <w:rPr>
+          <w:rtl w:val="0"/>
+          <w:lang w:val="en-US"/>
+        </w:rPr>
+        <w:t>ebn</w:t>
+      </w:r>
+      <w:r>
+        <w:rPr>
+          <w:rtl w:val="0"/>
+          <w:lang w:val="en-US"/>
+        </w:rPr>
+        <w:t>é</w:t>
+      </w:r>
+      <w:r>
+        <w:rPr>
+          <w:rtl w:val="0"/>
+          <w:lang w:val="en-US"/>
+        </w:rPr>
+        <w:t>_vybaven</w:t>
+      </w:r>
+      <w:r>
+        <w:rPr>
+          <w:rtl w:val="0"/>
+          <w:lang w:val="en-US"/>
+        </w:rPr>
+        <w:t>í</w:t>
+      </w:r>
+      <w:r>
+        <w:rPr>
+          <w:rtl w:val="0"/>
+          <w:lang w:val="en-US"/>
+        </w:rPr>
+        <w:t>}&lt;/strong&gt;,</w:t>
+      </w:r>
+    </w:p>
+    <w:p>
+      <w:pPr>
+        <w:pStyle w:val="Výchozí"/>
+        <w:suppressAutoHyphens w:val="1"/>
+        <w:spacing w:before="0" w:line="240" w:lineRule="auto"/>
+      </w:pPr>
+      <w:r>
+        <w:rPr>
+          <w:rtl w:val="0"/>
+          <w:lang w:val="en-US"/>
+        </w:rPr>
+        <w:t xml:space="preserve">    tak</w:t>
+      </w:r>
+      <w:r>
+        <w:rPr>
+          <w:rtl w:val="0"/>
+          <w:lang w:val="en-US"/>
+        </w:rPr>
+        <w:t>ž</w:t>
+      </w:r>
+      <w:r>
+        <w:rPr>
+          <w:rtl w:val="0"/>
+          <w:lang w:val="en-US"/>
+        </w:rPr>
+        <w:t>e model m</w:t>
+      </w:r>
+      <w:r>
+        <w:rPr>
+          <w:rtl w:val="0"/>
+          <w:lang w:val="en-US"/>
+        </w:rPr>
+        <w:t>ôž</w:t>
+      </w:r>
+      <w:r>
+        <w:rPr>
+          <w:rtl w:val="0"/>
+          <w:lang w:val="en-US"/>
+        </w:rPr>
+        <w:t>e</w:t>
+      </w:r>
+      <w:r>
+        <w:rPr>
+          <w:rtl w:val="0"/>
+          <w:lang w:val="en-US"/>
+        </w:rPr>
+        <w:t xml:space="preserve">š </w:t>
+      </w:r>
+      <w:r>
+        <w:rPr>
+          <w:rtl w:val="0"/>
+          <w:lang w:val="en-US"/>
+        </w:rPr>
+        <w:t>r</w:t>
+      </w:r>
+      <w:r>
+        <w:rPr>
+          <w:rtl w:val="0"/>
+          <w:lang w:val="en-US"/>
+        </w:rPr>
+        <w:t>ý</w:t>
+      </w:r>
+      <w:r>
+        <w:rPr>
+          <w:rtl w:val="0"/>
+          <w:lang w:val="en-US"/>
+        </w:rPr>
+        <w:t>chlo zapoji</w:t>
+      </w:r>
+      <w:r>
+        <w:rPr>
+          <w:rtl w:val="0"/>
+          <w:lang w:val="en-US"/>
+        </w:rPr>
+        <w:t xml:space="preserve">ť </w:t>
+      </w:r>
+      <w:r>
+        <w:rPr>
+          <w:rtl w:val="0"/>
+          <w:lang w:val="en-US"/>
+        </w:rPr>
+        <w:t>do svojej arm</w:t>
+      </w:r>
+      <w:r>
+        <w:rPr>
+          <w:rtl w:val="0"/>
+          <w:lang w:val="en-US"/>
+        </w:rPr>
+        <w:t>á</w:t>
+      </w:r>
+      <w:r>
+        <w:rPr>
+          <w:rtl w:val="0"/>
+          <w:lang w:val="en-US"/>
+        </w:rPr>
+        <w:t>dy bez zlo</w:t>
+      </w:r>
+      <w:r>
+        <w:rPr>
+          <w:rtl w:val="0"/>
+          <w:lang w:val="en-US"/>
+        </w:rPr>
+        <w:t>ž</w:t>
+      </w:r>
+      <w:r>
+        <w:rPr>
+          <w:rtl w:val="0"/>
+          <w:lang w:val="en-US"/>
+        </w:rPr>
+        <w:t>it</w:t>
+      </w:r>
+      <w:r>
+        <w:rPr>
+          <w:rtl w:val="0"/>
+          <w:lang w:val="en-US"/>
+        </w:rPr>
+        <w:t>é</w:t>
+      </w:r>
+      <w:r>
+        <w:rPr>
+          <w:rtl w:val="0"/>
+          <w:lang w:val="en-US"/>
+        </w:rPr>
+        <w:t>ho za</w:t>
+      </w:r>
+      <w:r>
+        <w:rPr>
+          <w:rtl w:val="0"/>
+          <w:lang w:val="en-US"/>
+        </w:rPr>
+        <w:t>č</w:t>
+      </w:r>
+      <w:r>
+        <w:rPr>
+          <w:rtl w:val="0"/>
+          <w:lang w:val="en-US"/>
+        </w:rPr>
+        <w:t>iatku.</w:t>
       </w:r>
     </w:p>
     <w:p>
@@ -468,7 +1091,7 @@
           <w:rtl w:val="0"/>
           <w:lang w:val="en-US"/>
         </w:rPr>
-        <w:t xml:space="preserve">    &lt;strong&gt;Pre</w:t>
+        <w:t xml:space="preserve">    &lt;em&gt;{doporu</w:t>
       </w:r>
       <w:r>
         <w:rPr>
@@ -482,77 +1105,21 @@
           <w:rtl w:val="0"/>
           <w:lang w:val="en-US"/>
         </w:rPr>
-        <w:t>o si vybra</w:t>
-      </w:r>
-      <w:r>
-        <w:rPr>
-          <w:rtl w:val="0"/>
-          <w:lang w:val="en-US"/>
-        </w:rPr>
-        <w:t xml:space="preserve">ť </w:t>
-      </w:r>
-      <w:r>
-        <w:rPr>
-          <w:rtl w:val="0"/>
-          <w:lang w:val="en-US"/>
-        </w:rPr>
-        <w:t>pr</w:t>
-      </w:r>
-      <w:r>
-        <w:rPr>
-          <w:rtl w:val="0"/>
-          <w:lang w:val="en-US"/>
-        </w:rPr>
-        <w:t>á</w:t>
-      </w:r>
-      <w:r>
-        <w:rPr>
-          <w:rtl w:val="0"/>
-          <w:lang w:val="en-US"/>
-        </w:rPr>
-        <w:t>ve tento set?&lt;/strong&gt;&lt;br&gt;</w:t>
-      </w:r>
-    </w:p>
-    <w:p>
-      <w:pPr>
-        <w:pStyle w:val="Výchozí"/>
-        <w:suppressAutoHyphens w:val="1"/>
-        <w:spacing w:before="0" w:line="240" w:lineRule="auto"/>
-      </w:pPr>
-      <w:r>
-        <w:rPr>
-          <w:rtl w:val="0"/>
-          <w:lang w:val="en-US"/>
-        </w:rPr>
-        <w:t xml:space="preserve">    {hlavni_prodejni_point_1}.&lt;br&gt;</w:t>
-      </w:r>
-    </w:p>
-    <w:p>
-      <w:pPr>
-        <w:pStyle w:val="Výchozí"/>
-        <w:suppressAutoHyphens w:val="1"/>
-        <w:spacing w:before="0" w:line="240" w:lineRule="auto"/>
-      </w:pPr>
-      <w:r>
-        <w:rPr>
-          <w:rtl w:val="0"/>
-          <w:lang w:val="en-US"/>
-        </w:rPr>
-        <w:t xml:space="preserve">    {hlavni_prodejni_point_2}.&lt;br&gt;</w:t>
-      </w:r>
-    </w:p>
-    <w:p>
-      <w:pPr>
-        <w:pStyle w:val="Výchozí"/>
-        <w:suppressAutoHyphens w:val="1"/>
-        <w:spacing w:before="0" w:line="240" w:lineRule="auto"/>
-      </w:pPr>
-      <w:r>
-        <w:rPr>
-          <w:rtl w:val="0"/>
-          <w:lang w:val="en-US"/>
-        </w:rPr>
-        <w:t xml:space="preserve">    {hlavni_prodejni_point_3}.</w:t>
+        <w:t>en</w:t>
+      </w:r>
+      <w:r>
+        <w:rPr>
+          <w:rtl w:val="0"/>
+          <w:lang w:val="en-US"/>
+        </w:rPr>
+        <w:t>í</w:t>
+      </w:r>
+      <w:r>
+        <w:rPr>
+          <w:rtl w:val="0"/>
+          <w:lang w:val="en-US"/>
+        </w:rPr>
+        <w:t>_pro_koho}&lt;/em&gt;</w:t>
       </w:r>
     </w:p>
     <w:p>
@@ -575,48 +1142,6 @@
         <w:suppressAutoHyphens w:val="1"/>
         <w:spacing w:before="0" w:line="240" w:lineRule="auto"/>
       </w:pPr>
-    </w:p>
-    <w:p>
-      <w:pPr>
-        <w:pStyle w:val="Výchozí"/>
-        <w:suppressAutoHyphens w:val="1"/>
-        <w:spacing w:before="0" w:line="240" w:lineRule="auto"/>
-      </w:pPr>
-      <w:r>
-        <w:rPr>
-          <w:rtl w:val="0"/>
-          <w:lang w:val="en-US"/>
-        </w:rPr>
-        <w:t xml:space="preserve">  &lt;p&gt;</w:t>
-      </w:r>
-    </w:p>
-    <w:p>
-      <w:pPr>
-        <w:pStyle w:val="Výchozí"/>
-        <w:suppressAutoHyphens w:val="1"/>
-        <w:spacing w:before="0" w:line="240" w:lineRule="auto"/>
-      </w:pPr>
-      <w:r>
-        <w:rPr>
-          <w:rtl w:val="0"/>
-          <w:lang w:val="en-US"/>
-        </w:rPr>
-        <w:t xml:space="preserve">    &lt;em&gt;{doporuceni_pro_koho}&lt;/em&gt;</w:t>
-      </w:r>
-    </w:p>
-    <w:p>
-      <w:pPr>
-        <w:pStyle w:val="Výchozí"/>
-        <w:suppressAutoHyphens w:val="1"/>
-        <w:spacing w:before="0" w:line="240" w:lineRule="auto"/>
-      </w:pPr>
-      <w:r>
-        <w:rPr>
-          <w:rtl w:val="0"/>
-          <w:lang w:val="en-US"/>
-        </w:rPr>
-        <w:t xml:space="preserve">  &lt;/p&gt;</w:t>
-      </w:r>
     </w:p>
     <w:p>
       <w:pPr>
